--- a/git-high2/output-1.22.0/Windows 使用说明.docx
+++ b/git-high2/output-1.22.0/Windows 使用说明.docx
@@ -28,7 +28,7 @@
           <w:rFonts w:ascii="Calibri" w:hAnsi="Calibri"/>
           <w:sz w:val="22"/>
         </w:rPr>
-        <w:t>配套文件：facehi.onnx + facehi_custom_ops.dll 必须放在同一目录一起使用。模型图里只有自定义域 ai.facehi 的节点，不注册 DLL，onnxruntime 会直接报找不到算子。</w:t>
+        <w:t>配套文件：facehi.onnx + facehi_custom_ops.dll + facehi_ort122.dll 必须放在同一目录。模型图里只有自定义域 ai.facehi 的节点，不注册 DLL，onnxruntime 会直接报找不到算子。facehi_ort122.dll 是 ONNX Runtime 1.22.0 的私有副本，给自定义算子内部跑人脸检测/关键点子模型用；请勿删除。</w:t>
       </w:r>
     </w:p>
     <w:p>
